--- a/informes-growth/celsius-2026-10-14/Celsius - growth - 2026-10-14.docx
+++ b/informes-growth/celsius-2026-10-14/Celsius - growth - 2026-10-14.docx
@@ -3978,7 +3978,7 @@
         <w:t xml:space="preserve">Bolsillo growth lleno (~20 %)</w:t>
       </w:r>
       <w:r>
-        <w:t xml:space="preserve">: Nu (+19 %), Axon (+36 %), Shopify (+18 %), Snowflake (+13 %) y Samsara (+15 %), al precio actual con v11. Liquidez ≈27 EUR: solo cabe sustituir. Alphabet se vende mañana y no cuenta como exposición a IA.</w:t>
+        <w:t xml:space="preserve">: Nu (+19 %), Axon (+36 %), Shopify (+18 %), Snowflake (+13 %) y Samsara (+15 %), al precio actual con v11. Liquidez libre casi nula: solo cabe sustituir. Alphabet se vende mañana y no cuenta como exposición a IA.</w:t>
       </w:r>
     </w:p>
     <w:p>
